--- a/hardware/memorie/cache/cache locality.docx
+++ b/hardware/memorie/cache/cache locality.docx
@@ -42,7 +42,15 @@
       </w:pPr>
       <w:r>
         <w:rPr/>
-        <w:t>In cazul acesta, variabilele care sunt accesate in cadrul acestor instructiuni sunt pastrate in L1/L2 cache pentru cache hit rate mare.</w:t>
+        <w:t xml:space="preserve">In cazul acesta, variabilele care sunt accesate in cadrul acestor instructiuni sunt pastrate in L1/L2 cache pentru cache hit rate </w:t>
+      </w:r>
+      <w:r>
+        <w:rPr/>
+        <w:t xml:space="preserve">cat </w:t>
+      </w:r>
+      <w:r>
+        <w:rPr/>
+        <w:t>mare.</w:t>
       </w:r>
     </w:p>
     <w:p>
@@ -68,7 +76,15 @@
       </w:r>
       <w:r>
         <w:rPr/>
-        <w:t xml:space="preserve"> – Localitatea spatiala spune ca daca se acceseaza o locatie in memorie, sunt sanse mari ca si urmatoarele locatii ale acelei memorii sa fie accesate, asa ca se aduce tot “cache line-ul” in cache.</w:t>
+        <w:t xml:space="preserve"> – Localitatea spatiala spune ca daca se acceseaza o locatie in memorie, sunt sanse mari ca si locatii</w:t>
+      </w:r>
+      <w:r>
+        <w:rPr/>
+        <w:t>le contigue adresei</w:t>
+      </w:r>
+      <w:r>
+        <w:rPr/>
+        <w:t xml:space="preserve"> sa fie accesate, asa ca se aduce tot “cache line-ul” in cache.</w:t>
       </w:r>
     </w:p>
     <w:p>
@@ -80,6 +96,27 @@
       <w:r>
         <w:rPr/>
         <w:t>(asta se aplica la vectori, array-uri, etc... care au adrese de memorie contigue)</w:t>
+      </w:r>
+    </w:p>
+    <w:p>
+      <w:pPr>
+        <w:pStyle w:val="Normal"/>
+        <w:spacing w:before="0" w:after="160"/>
+        <w:rPr/>
+      </w:pPr>
+      <w:r>
+        <w:rPr/>
+      </w:r>
+    </w:p>
+    <w:p>
+      <w:pPr>
+        <w:pStyle w:val="Normal"/>
+        <w:spacing w:before="0" w:after="160"/>
+        <w:rPr/>
+      </w:pPr>
+      <w:r>
+        <w:rPr/>
+        <w:t>de ex zice: Daca se acceseaza v[0], sunt sanse mari sa se acceseze si v[1], v[2]...</w:t>
       </w:r>
     </w:p>
     <w:sectPr>
@@ -497,6 +534,7 @@
     <w:qFormat/>
     <w:pPr>
       <w:widowControl/>
+      <w:suppressAutoHyphens w:val="true"/>
       <w:bidi w:val="0"/>
       <w:spacing w:lineRule="auto" w:line="276" w:before="0" w:after="160"/>
       <w:jc w:val="left"/>
